--- a/en/wisdom-stories/go-but-come-again.docx
+++ b/en/wisdom-stories/go-but-come-again.docx
@@ -4,92 +4,51 @@
   <w:body>
     <w:p>
       <w:pPr>
-        <w:spacing w:before="0" w:after="60"/>
-        <w:jc w:val="left"/>
+        <w:pStyle w:val="Title"/>
       </w:pPr>
       <w:r>
-        <w:rPr>
-          <w:rFonts w:ascii="Arial" w:hAnsi="Arial" w:eastAsia="Arial"/>
-          <w:i w:val="0"/>
-          <w:color w:val="000000"/>
-          <w:sz w:val="52"/>
-        </w:rPr>
-        <w:t>Go away, but come again</w:t>
+        <w:t>Come Again Soon</w:t>
       </w:r>
     </w:p>
     <w:p>
       <w:pPr>
-        <w:jc w:val="left"/>
+        <w:keepNext/>
       </w:pPr>
       <w:r>
-        <w:rPr>
-          <w:rFonts w:ascii="Arial" w:hAnsi="Arial" w:eastAsia="Arial"/>
-          <w:i w:val="0"/>
-          <w:color w:val="000000"/>
-          <w:sz w:val="22"/>
-        </w:rPr>
-        <w:t>An Ottoman custom: when a guest came to the house, the host would place their shoes in front of the door with the toes pointing towards the house. This way, the guest would walk around as if he were walking; this meant "go away, but come again".</w:t>
+        <w:t>In an Ottoman custom, a host placed a departing guest’s shoes at the door with their toes pointing into the house. Putting them on turned the guest back toward the home, as though returning. The gesture meant, “Go safely, and come again.”</w:t>
       </w:r>
     </w:p>
     <w:p>
       <w:pPr>
-        <w:pStyle w:val="Moral"/>
         <w:keepNext/>
         <w:keepLines/>
-        <w:widowControl/>
-        <w:spacing w:before="240" w:after="180" w:line="283" w:lineRule="auto"/>
-        <w:ind w:left="240" w:right="240"/>
-        <w:jc w:val="left"/>
-        <w:pBdr>
-          <w:top w:val="single" w:sz="8" w:space="7" w:color="E8D59A"/>
-          <w:left w:val="single" w:sz="32" w:space="11" w:color="C6A23A"/>
-          <w:bottom w:val="single" w:sz="8" w:space="7" w:color="E8D59A"/>
-          <w:right w:val="single" w:sz="8" w:space="11" w:color="E8D59A"/>
-        </w:pBdr>
-        <w:shd w:val="clear" w:color="auto" w:fill="FFF8E1"/>
+        <w:spacing w:before="160"/>
       </w:pPr>
       <w:r>
         <w:rPr>
-          <w:rFonts w:ascii="Arial" w:hAnsi="Arial" w:eastAsia="Arial" w:cs="Arial"/>
           <w:b/>
-          <w:i w:val="0"/>
-          <w:color w:val="9A7417"/>
-          <w:sz w:val="22"/>
         </w:rPr>
-        <w:t xml:space="preserve">Moral: </w:t>
+        <w:t>Moral:</w:t>
       </w:r>
       <w:r>
-        <w:rPr>
-          <w:rFonts w:ascii="Arial" w:hAnsi="Arial" w:eastAsia="Arial" w:cs="Arial"/>
-          <w:b w:val="0"/>
-          <w:i w:val="0"/>
-          <w:color w:val="3F3826"/>
-          <w:sz w:val="22"/>
-        </w:rPr>
-        <w:t>A subtle gesture can convey great kindness. The value given to a person is often seen in small moments.</w:t>
+        <w:t xml:space="preserve"> A subtle gesture can convey great kindness. The value given to a person is often seen in small moments.</w:t>
       </w:r>
     </w:p>
     <w:p>
       <w:pPr>
-        <w:keepLines/>
-        <w:widowControl/>
-        <w:spacing w:before="60" w:after="0" w:line="240" w:lineRule="auto"/>
-        <w:jc w:val="right"/>
+        <w:spacing w:after="80"/>
       </w:pPr>
       <w:r>
         <w:rPr>
-          <w:rFonts w:ascii="Arial" w:hAnsi="Arial" w:eastAsia="Arial" w:cs="Arial"/>
-          <w:b w:val="0"/>
           <w:i/>
-          <w:color w:val="8A7950"/>
-          <w:sz w:val="17"/>
+          <w:sz w:val="18"/>
         </w:rPr>
-        <w:t>The story was obtained from open Internet sources.</w:t>
+        <w:t>Source: Publicly available internet sources.</w:t>
       </w:r>
     </w:p>
     <w:sectPr>
       <w:pgSz w:w="12240" w:h="15840"/>
-      <w:pgMar w:top="1440" w:right="1440" w:bottom="1440" w:left="1440" w:header="708" w:footer="708" w:gutter="0"/>
+      <w:pgMar w:top="1080" w:right="1224" w:bottom="1080" w:left="1224" w:header="720" w:footer="720" w:gutter="0"/>
       <w:cols w:space="720"/>
       <w:docGrid w:linePitch="360"/>
     </w:sectPr>
@@ -461,12 +420,14 @@
     <w:qFormat/>
     <w:rsid w:val="00FC693F"/>
     <w:pPr>
-      <w:spacing w:before="0" w:after="160" w:line="276" w:lineRule="auto"/>
+      <w:widowControl/>
+      <w:spacing w:after="120" w:line="259" w:lineRule="auto"/>
     </w:pPr>
     <w:rPr>
-      <w:rFonts w:ascii="Arial" w:hAnsi="Arial" w:eastAsia="Arial"/>
+      <w:rFonts w:ascii="Arial" w:hAnsi="Arial"/>
       <w:color w:val="000000"/>
       <w:sz w:val="22"/>
+      <w:lang w:val="en-US"/>
     </w:rPr>
   </w:style>
   <w:style w:type="paragraph" w:styleId="Header">
@@ -810,18 +771,17 @@
     <w:qFormat/>
     <w:rsid w:val="00FC693F"/>
     <w:pPr>
-      <w:pBdr>
-        <w:bottom w:val="single" w:sz="8" w:space="4" w:color="4F81BD" w:themeColor="accent1"/>
-      </w:pBdr>
-      <w:spacing w:after="300" w:line="240" w:lineRule="auto"/>
+      <w:keepNext/>
+      <w:spacing w:after="280" w:line="240" w:lineRule="auto"/>
       <w:contextualSpacing/>
     </w:pPr>
     <w:rPr>
-      <w:rFonts w:asciiTheme="majorHAnsi" w:eastAsiaTheme="majorEastAsia" w:hAnsiTheme="majorHAnsi" w:cstheme="majorBidi"/>
-      <w:color w:val="17365D" w:themeColor="text2" w:themeShade="BF"/>
+      <w:rFonts w:asciiTheme="majorHAnsi" w:eastAsiaTheme="majorEastAsia" w:hAnsiTheme="majorHAnsi" w:cstheme="majorBidi" w:ascii="Arial" w:hAnsi="Arial"/>
+      <w:b/>
+      <w:color w:val="000000"/>
       <w:spacing w:val="5"/>
       <w:kern w:val="28"/>
-      <w:sz w:val="52"/>
+      <w:sz w:val="34"/>
       <w:szCs w:val="52"/>
     </w:rPr>
   </w:style>
@@ -1297,9 +1257,6 @@
     <w:qFormat/>
     <w:rsid w:val="00FC693F"/>
     <w:pPr>
-      <w:pBdr>
-        <w:bottom w:val="single" w:sz="4" w:space="4" w:color="4F81BD" w:themeColor="accent1"/>
-      </w:pBdr>
       <w:spacing w:before="200" w:after="280"/>
       <w:ind w:left="936" w:right="936"/>
     </w:pPr>
@@ -12150,18 +12107,6 @@
         <w:shd w:val="clear" w:color="auto" w:fill="FBCAA2" w:themeFill="accent6" w:themeFillTint="7F"/>
       </w:tcPr>
     </w:tblStylePr>
-  </w:style>
-  <w:style w:type="paragraph" w:customStyle="1" w:styleId="Moral">
-    <w:name w:val="Moral"/>
-    <w:basedOn w:val="Normal"/>
-    <w:pPr>
-      <w:spacing w:before="160" w:after="0" w:line="276" w:lineRule="auto"/>
-    </w:pPr>
-    <w:rPr>
-      <w:rFonts w:ascii="Arial" w:hAnsi="Arial" w:eastAsia="Arial"/>
-      <w:i/>
-      <w:sz w:val="22"/>
-    </w:rPr>
   </w:style>
 </w:styles>
 </file>

--- a/en/wisdom-stories/go-but-come-again.docx
+++ b/en/wisdom-stories/go-but-come-again.docx
@@ -7,7 +7,7 @@
         <w:pStyle w:val="Title"/>
       </w:pPr>
       <w:r>
-        <w:t>Come Again Soon</w:t>
+        <w:t>Go, but Come Again</w:t>
       </w:r>
     </w:p>
     <w:p>
@@ -15,7 +15,7 @@
         <w:keepNext/>
       </w:pPr>
       <w:r>
-        <w:t>In an Ottoman custom, a host placed a departing guest’s shoes at the door with their toes pointing into the house. Putting them on turned the guest back toward the home, as though returning. The gesture meant, “Go safely, and come again.”</w:t>
+        <w:t>In an Ottoman custom, hosts who wanted their guests to come again placed the guests’ shoes at the door with their toes pointing into the house. When the guest left the house, he seemed to walk backwards. The gesture meant, “Go, but come again.”</w:t>
       </w:r>
     </w:p>
     <w:p>
@@ -28,11 +28,9 @@
         <w:rPr>
           <w:b/>
         </w:rPr>
-        <w:t>Moral:</w:t>
+        <w:t>Moral: A subtle gesture can convey great kindness. The value given to a person is often seen in small moments.</w:t>
       </w:r>
-      <w:r>
-        <w:t xml:space="preserve"> A subtle gesture can convey great kindness. The value given to a person is often seen in small moments.</w:t>
-      </w:r>
+      <w:r/>
     </w:p>
     <w:p>
       <w:pPr>
@@ -43,7 +41,7 @@
           <w:i/>
           <w:sz w:val="18"/>
         </w:rPr>
-        <w:t>Source: Publicly available internet sources.</w:t>
+        <w:t>Stories are taken from open Internet sources; illustrations were created with AI.</w:t>
       </w:r>
     </w:p>
     <w:sectPr>
